--- a/Fase 2/Evidencias Proyecto/Evidencias de sistema/Aplicación/src/services/templates/facturacion_manual/plantilla_base.docx
+++ b/Fase 2/Evidencias Proyecto/Evidencias de sistema/Aplicación/src/services/templates/facturacion_manual/plantilla_base.docx
@@ -8,7 +8,7 @@
         <w:jc w:val="center"/>
       </w:pPr>
       <w:r>
-        <w:t>DETALLE DE FACTURACIÓN – SERVICIOS CONECTADOS</w:t>
+        <w:t>DETALLE DE FACTURACIÓN – VOLVO CONNECT</w:t>
       </w:r>
     </w:p>
     <w:p>
@@ -36,7 +36,7 @@
     </w:p>
     <w:p>
       <w:r>
-        <w:t>Junto con saludar, por medio del presente se informa el detalle correspondiente a la facturación de los servicios Servicios Conectados.</w:t>
+        <w:t>Junto con saludar, por medio del presente se informa el detalle correspondiente a la facturación de los servicios Volvo Connect.</w:t>
       </w:r>
     </w:p>
     <w:p>
@@ -96,7 +96,7 @@
           </w:tcPr>
           <w:p>
             <w:r>
-              <w:t>PENDIENTE CONTRAPARTE COMERCIAL</w:t>
+              <w:t>PENDIENTE JAVIERA</w:t>
             </w:r>
           </w:p>
         </w:tc>
@@ -118,7 +118,7 @@
           </w:tcPr>
           <w:p>
             <w:r>
-              <w:t>PENDIENTE CONTRAPARTE COMERCIAL</w:t>
+              <w:t>PENDIENTE JAVIERA</w:t>
             </w:r>
           </w:p>
         </w:tc>
@@ -140,7 +140,7 @@
           </w:tcPr>
           <w:p>
             <w:r>
-              <w:t>PENDIENTE CONTRAPARTE COMERCIAL</w:t>
+              <w:t>PENDIENTE JAVIERA</w:t>
             </w:r>
           </w:p>
         </w:tc>
@@ -162,7 +162,7 @@
           </w:tcPr>
           <w:p>
             <w:r>
-              <w:t>PENDIENTE CONTRAPARTE COMERCIAL</w:t>
+              <w:t>PENDIENTE JAVIERA</w:t>
             </w:r>
           </w:p>
         </w:tc>
@@ -184,7 +184,7 @@
           </w:tcPr>
           <w:p>
             <w:r>
-              <w:t>PENDIENTE CONTRAPARTE COMERCIAL</w:t>
+              <w:t>PENDIENTE JAVIERA</w:t>
             </w:r>
           </w:p>
         </w:tc>
@@ -438,7 +438,7 @@
     </w:p>
     <w:p>
       <w:r>
-        <w:t>Ana Ejemplo Demo</w:t>
+        <w:t>Javiera González Maldonado</w:t>
       </w:r>
     </w:p>
     <w:p>
